--- a/juridico/5 - Politica de Seguranca dos Passageiros.docx
+++ b/juridico/5 - Politica de Seguranca dos Passageiros.docx
@@ -33,7 +33,7 @@
           <w:sz w:val="19"/>
           <w:szCs w:val="19"/>
         </w:rPr>
-        <w:t xml:space="preserve">Timorgiana, Lda  ·  Bidau Toko-Baru, Cristo Rei, Díli, Timor-Leste  ·  +670 74192857  ·  +670 75684566  ·  Versão de 3 de Setembro de 2026</w:t>
+        <w:t xml:space="preserve">Timorgiana, Lda  ·  Bidau Toko-Baru, Cristo Rei, Díli, Timor-Leste  ·  +670 74192857  ·  +670 75684566  ·  Versão de 14 de Setembro de 2026</w:t>
       </w:r>
     </w:p>
     <w:p>
@@ -86,7 +86,7 @@
           <w:sz w:val="21"/>
           <w:szCs w:val="21"/>
         </w:rPr>
-        <w:t xml:space="preserve">Nenhum motorista recebe pedidos de viagem sem que a sua conta tenha sido aprovada. A aprovação exige cinco documentos: fotografia, documento de identificação, carta de condução, cartão de registo do veículo e cartão de inspeção.</w:t>
+        <w:t xml:space="preserve">Nenhum motorista recebe pedidos de viagem sem que a sua conta tenha sido aprovada. A aprovação exige seis documentos: fotografia, documento de identificação, carta de condução — frente e verso, porque é no verso que constam as categorias de veículos que o motorista pode conduzir —, cartão de registo do veículo e cartão de inspeção.</w:t>
       </w:r>
     </w:p>
     <w:p>
@@ -312,6 +312,24 @@
           <w:szCs w:val="21"/>
         </w:rPr>
         <w:t xml:space="preserve">O código faz duas coisas: prova ao motorista que quem entrou no veículo é quem pediu a viagem, e impede que sejam registadas viagens que não aconteceram.</w:t>
+      </w:r>
+    </w:p>
+    <w:p>
+      <w:pPr>
+        <w:spacing w:after="120" w:line="276"/>
+        <w:jc w:val="both"/>
+      </w:pPr>
+      <w:r>
+        <w:rPr>
+          <w:rFonts w:ascii="Calibri" w:cs="Calibri" w:eastAsia="Calibri" w:hAnsi="Calibri"/>
+          <w:b w:val="false"/>
+          <w:bCs w:val="false"/>
+          <w:i w:val="false"/>
+          <w:iCs w:val="false"/>
+          <w:sz w:val="21"/>
+          <w:szCs w:val="21"/>
+        </w:rPr>
+        <w:t xml:space="preserve">Quando a viagem é pedida para outra pessoa, o código e o botão de socorro ficam na aplicação de quem pediu, que deve dar o código a quem vai viajar antes de o motorista chegar.</w:t>
       </w:r>
     </w:p>
     <w:p>
@@ -507,25 +525,25 @@
           <w:sz w:val="21"/>
           <w:szCs w:val="21"/>
         </w:rPr>
-        <w:t xml:space="preserve">As conversas </w:t>
-      </w:r>
-      <w:r>
-        <w:rPr>
-          <w:rFonts w:ascii="Calibri" w:cs="Calibri" w:eastAsia="Calibri" w:hAnsi="Calibri"/>
-          <w:b/>
-          <w:bCs/>
-          <w:sz w:val="21"/>
-          <w:szCs w:val="21"/>
-        </w:rPr>
-        <w:t xml:space="preserve">não são lidas pela administração da plataforma</w:t>
-      </w:r>
-      <w:r>
-        <w:rPr>
-          <w:rFonts w:ascii="Calibri" w:cs="Calibri" w:eastAsia="Calibri" w:hAnsi="Calibri"/>
-          <w:sz w:val="21"/>
-          <w:szCs w:val="21"/>
-        </w:rPr>
-        <w:t xml:space="preserve">. O acesso a documentos de identificação, esse, fica registado.</w:t>
+        <w:t xml:space="preserve">A administração da plataforma </w:t>
+      </w:r>
+      <w:r>
+        <w:rPr>
+          <w:rFonts w:ascii="Calibri" w:cs="Calibri" w:eastAsia="Calibri" w:hAnsi="Calibri"/>
+          <w:b/>
+          <w:bCs/>
+          <w:sz w:val="21"/>
+          <w:szCs w:val="21"/>
+        </w:rPr>
+        <w:t xml:space="preserve">não lê as conversas</w:t>
+      </w:r>
+      <w:r>
+        <w:rPr>
+          <w:rFonts w:ascii="Calibri" w:cs="Calibri" w:eastAsia="Calibri" w:hAnsi="Calibri"/>
+          <w:sz w:val="21"/>
+          <w:szCs w:val="21"/>
+        </w:rPr>
+        <w:t xml:space="preserve"> no decurso normal do serviço: o painel mostra apenas quantas mensagens houve em cada viagem. As conversas só são consultadas quando necessário para investigar uma ocorrência de segurança ou uma reclamação, e cada exportação de dados fica registada, tal como cada acesso a documentos de identificação.</w:t>
       </w:r>
     </w:p>
     <w:p>
@@ -703,7 +721,7 @@
                 <w:sz w:val="19"/>
                 <w:szCs w:val="19"/>
               </w:rPr>
-              <w:t xml:space="preserve">Carro</w:t>
+              <w:t xml:space="preserve">Carro e Carro Pickup</w:t>
             </w:r>
           </w:p>
         </w:tc>
@@ -1248,7 +1266,25 @@
           <w:sz w:val="21"/>
           <w:szCs w:val="21"/>
         </w:rPr>
-        <w:t xml:space="preserve">Os menores devem viajar acompanhados por adulto responsável. O motorista pode recusar o transporte de menor desacompanhado.</w:t>
+        <w:t xml:space="preserve">Pode ser pedida uma viagem para uma pessoa menor de idade, desde que quem pede declare, na aplicação, que é responsável por ela ou que tem autorização de quem o é. A declaração fica registada, com a data e a hora.</w:t>
+      </w:r>
+    </w:p>
+    <w:p>
+      <w:pPr>
+        <w:spacing w:after="120" w:line="276"/>
+        <w:jc w:val="both"/>
+      </w:pPr>
+      <w:r>
+        <w:rPr>
+          <w:rFonts w:ascii="Calibri" w:cs="Calibri" w:eastAsia="Calibri" w:hAnsi="Calibri"/>
+          <w:b w:val="false"/>
+          <w:bCs w:val="false"/>
+          <w:i w:val="false"/>
+          <w:iCs w:val="false"/>
+          <w:sz w:val="21"/>
+          <w:szCs w:val="21"/>
+        </w:rPr>
+        <w:t xml:space="preserve">O motorista vê que se trata de um menor antes de aceitar e pode recusar. Se aceitar, deve levar o menor diretamente ao destino indicado.</w:t>
       </w:r>
     </w:p>
     <w:p>
@@ -1649,7 +1685,7 @@
         <w:sz w:val="15"/>
         <w:szCs w:val="15"/>
       </w:rPr>
-      <w:t xml:space="preserve">Política de Segurança dos Passageiros  ·  3 de Setembro de 2026  ·  página </w:t>
+      <w:t xml:space="preserve">Política de Segurança dos Passageiros  ·  14 de Setembro de 2026  ·  página </w:t>
     </w:r>
     <w:r>
       <w:rPr>

--- a/juridico/5 - Politica de Seguranca dos Passageiros.docx
+++ b/juridico/5 - Politica de Seguranca dos Passageiros.docx
@@ -33,7 +33,7 @@
           <w:sz w:val="19"/>
           <w:szCs w:val="19"/>
         </w:rPr>
-        <w:t xml:space="preserve">Timorgiana, Lda  ·  Bidau Toko-Baru, Cristo Rei, Díli, Timor-Leste  ·  +670 74192857  ·  +670 75684566  ·  Versão de 14 de Setembro de 2026</w:t>
+        <w:t xml:space="preserve">Timorgiara Neto, Unipessoal Lda  ·  Bidau Toko-Baru, Cristo Rei, Díli, Timor-Leste  ·  +670 74192857  ·  +670 75684566  ·  Versão de 14 de Setembro de 2026</w:t>
       </w:r>
     </w:p>
     <w:p>
@@ -1482,7 +1482,7 @@
           <w:sz w:val="21"/>
           <w:szCs w:val="21"/>
         </w:rPr>
-        <w:t xml:space="preserve"> Não estando, o passageiro lesado terá de exigir a indemnização directamente ao motorista, nos termos gerais de direito. A Timorgiana, Lda não é seguradora, não presta cobertura e não substitui a apólice que falte.</w:t>
+        <w:t xml:space="preserve"> Não estando, o passageiro lesado terá de exigir a indemnização directamente ao motorista, nos termos gerais de direito. A Timorgiara Neto, Unipessoal Lda não é seguradora, não presta cobertura e não substitui a apólice que falte.</w:t>
       </w:r>
     </w:p>
     <w:p>
@@ -1775,7 +1775,7 @@
         <w:sz w:val="16"/>
         <w:szCs w:val="16"/>
       </w:rPr>
-      <w:t xml:space="preserve">TimorgianaRide  ·  Timorgiana, Lda</w:t>
+      <w:t xml:space="preserve">TimorgianaRide  ·  Timorgiara Neto, Unipessoal Lda</w:t>
     </w:r>
   </w:p>
 </w:hdr>

--- a/juridico/5 - Politica de Seguranca dos Passageiros.docx
+++ b/juridico/5 - Politica de Seguranca dos Passageiros.docx
@@ -33,7 +33,7 @@
           <w:sz w:val="19"/>
           <w:szCs w:val="19"/>
         </w:rPr>
-        <w:t xml:space="preserve">Timorgiara Neto, Unipessoal Lda  ·  Bidau Toko-Baru, Cristo Rei, Díli, Timor-Leste  ·  +670 74192857  ·  +670 75684566  ·  Versão de 14 de Setembro de 2026</w:t>
+        <w:t xml:space="preserve">Timorgiara Neto, Unipessoal, Lda  ·  Bidau Toko-Baru, Cristo Rei, Díli, Timor-Leste  ·  +670 74192857  ·  +670 75684566  ·  Versão de 14 de Setembro de 2026</w:t>
       </w:r>
     </w:p>
     <w:p>
@@ -1482,7 +1482,7 @@
           <w:sz w:val="21"/>
           <w:szCs w:val="21"/>
         </w:rPr>
-        <w:t xml:space="preserve"> Não estando, o passageiro lesado terá de exigir a indemnização directamente ao motorista, nos termos gerais de direito. A Timorgiara Neto, Unipessoal Lda não é seguradora, não presta cobertura e não substitui a apólice que falte.</w:t>
+        <w:t xml:space="preserve"> Não estando, o passageiro lesado terá de exigir a indemnização directamente ao motorista, nos termos gerais de direito. A Timorgiara Neto, Unipessoal, Lda não é seguradora, não presta cobertura e não substitui a apólice que falte.</w:t>
       </w:r>
     </w:p>
     <w:p>
@@ -1775,7 +1775,7 @@
         <w:sz w:val="16"/>
         <w:szCs w:val="16"/>
       </w:rPr>
-      <w:t xml:space="preserve">TimorgianaRide  ·  Timorgiara Neto, Unipessoal Lda</w:t>
+      <w:t xml:space="preserve">TimorgianaRide  ·  Timorgiara Neto, Unipessoal, Lda</w:t>
     </w:r>
   </w:p>
 </w:hdr>

--- a/juridico/5 - Politica de Seguranca dos Passageiros.docx
+++ b/juridico/5 - Politica de Seguranca dos Passageiros.docx
@@ -51,7 +51,7 @@
           <w:sz w:val="21"/>
           <w:szCs w:val="21"/>
         </w:rPr>
-        <w:t xml:space="preserve">Esta Política descreve o que a TimorgianaRide faz para proteger quem viaja, o que pede ao passageiro que faça, e — com igual clareza — o que não pode garantir.</w:t>
+        <w:t xml:space="preserve">Esta Política descreve o que a HAKAT faz para proteger quem viaja, o que pede ao passageiro que faça, e — com igual clareza — o que não pode garantir.</w:t>
       </w:r>
     </w:p>
     <w:p>
@@ -1775,7 +1775,7 @@
         <w:sz w:val="16"/>
         <w:szCs w:val="16"/>
       </w:rPr>
-      <w:t xml:space="preserve">TimorgianaRide  ·  Timorgiara Neto, Unipessoal, Lda</w:t>
+      <w:t xml:space="preserve">HAKAT  ·  Timorgiara Neto, Unipessoal, Lda</w:t>
     </w:r>
   </w:p>
 </w:hdr>

--- a/juridico/5 - Politica de Seguranca dos Passageiros.docx
+++ b/juridico/5 - Politica de Seguranca dos Passageiros.docx
@@ -33,7 +33,7 @@
           <w:sz w:val="19"/>
           <w:szCs w:val="19"/>
         </w:rPr>
-        <w:t xml:space="preserve">Timorgiara Neto, Unipessoal, Lda  ·  Bidau Toko-Baru, Cristo Rei, Díli, Timor-Leste  ·  +670 74192857  ·  +670 75684566  ·  Versão de 14 de Setembro de 2026</w:t>
+        <w:t xml:space="preserve">Timorgiara Neto, Unipessoal, Lda.  ·  Zero III, Fatuhada, Dom Aleixo, Díli, Timor-Leste  ·  +670 74192857  ·  +670 75684566  ·  Versão de 14 de Setembro de 2026</w:t>
       </w:r>
     </w:p>
     <w:p>
@@ -1482,7 +1482,7 @@
           <w:sz w:val="21"/>
           <w:szCs w:val="21"/>
         </w:rPr>
-        <w:t xml:space="preserve"> Não estando, o passageiro lesado terá de exigir a indemnização directamente ao motorista, nos termos gerais de direito. A Timorgiara Neto, Unipessoal, Lda não é seguradora, não presta cobertura e não substitui a apólice que falte.</w:t>
+        <w:t xml:space="preserve"> Não estando, o passageiro lesado terá de exigir a indemnização directamente ao motorista, nos termos gerais de direito. A Timorgiara Neto, Unipessoal, Lda. não é seguradora, não presta cobertura e não substitui a apólice que falte.</w:t>
       </w:r>
     </w:p>
     <w:p>
@@ -1775,7 +1775,7 @@
         <w:sz w:val="16"/>
         <w:szCs w:val="16"/>
       </w:rPr>
-      <w:t xml:space="preserve">HAKAT  ·  Timorgiara Neto, Unipessoal, Lda</w:t>
+      <w:t xml:space="preserve">HAKAT  ·  Timorgiara Neto, Unipessoal, Lda.</w:t>
     </w:r>
   </w:p>
 </w:hdr>
